--- a/دليل-استخدام-نظام-ميرا-Mira.docx
+++ b/دليل-استخدام-نظام-ميرا-Mira.docx
@@ -138,7 +138,7 @@
           <w:sz w:val="24"/>
           <w:rtl/>
         </w:rPr>
-        <w:t>الإصدار 2026 - أغسطس</w:t>
+        <w:t>الإصدار 2026 - سبتمبر (محدّث)</w:t>
       </w:r>
     </w:p>
     <w:p>
@@ -686,14 +686,14 @@
           <w:color w:val="212121"/>
           <w:rtl/>
         </w:rPr>
-        <w:t>افتح المتصفح ثم اكتب عنوان النظام. إذا كان النظام مثبتًا على نفس جهاز الكاشير فالعنوان هو</w:t>
-      </w:r>
-      <w:r>
-        <w:rPr>
-          <w:rFonts w:ascii="Segoe UI" w:hAnsi="Segoe UI" w:cs="Segoe UI"/>
-          <w:color w:val="212121"/>
-        </w:rPr>
-        <w:t>: http://localhost:5173</w:t>
+        <w:t>عنوان الدخول — إنتاج: https://mira-production-296a.up.railway.app/login — محلي:</w:t>
+      </w:r>
+      <w:r>
+        <w:rPr>
+          <w:rFonts w:ascii="Segoe UI" w:hAnsi="Segoe UI" w:cs="Segoe UI"/>
+          <w:color w:val="212121"/>
+        </w:rPr>
+        <w:t> http://localhost:5173/login</w:t>
       </w:r>
       <w:r>
         <w:rPr>
@@ -859,7 +859,7 @@
           <w:i/>
           <w:color w:val="0066CC"/>
         </w:rPr>
-        <w:t xml:space="preserve"> admin123 — </w:t>
+        <w:t xml:space="preserve"> admin1234 — </w:t>
       </w:r>
       <w:r>
         <w:rPr>
@@ -2019,7 +2019,7 @@
           <w:color w:val="212121"/>
           <w:rtl/>
         </w:rPr>
-        <w:t>صفحة نقطة البيع هي الأكثر استخدامًا يوميًا. خطوات إتمام عملية بيع</w:t>
+        <w:t>صفحة نقطة البيع (/admin/pos): ① العميلة ② الدفع ③ الخصومات والولاء (بعد اختيار عميلة)</w:t>
       </w:r>
       <w:r>
         <w:rPr>
@@ -2131,7 +2131,7 @@
           <w:color w:val="212121"/>
           <w:rtl/>
         </w:rPr>
-        <w:t>طبّق كود العرض أو الخصم إن وجد، أو استخدم بطاقة هدية لخصم قيمتها، أو أضف إكرامية للموظفة</w:t>
+        <w:t>في «الخصومات والولاء»: خصم، كود عرض، بطاقة هدايا، نقاط ولاء. الإكرامية في قسم الدفع</w:t>
       </w:r>
       <w:r>
         <w:rPr>
@@ -3250,7 +3250,7 @@
           <w:color w:val="212121"/>
           <w:rtl/>
         </w:rPr>
-        <w:t>صفحة «العضويات»: إنشاء خطط العضوية (المدة، السعر، الخدمات المشمولة)</w:t>
+        <w:t>صفحة «العضويات» (/admin/memberships): باقات + ربط اختياري بخدمات (فارغ = الكل)</w:t>
       </w:r>
       <w:r>
         <w:rPr>
@@ -3281,7 +3281,7 @@
           <w:color w:val="212121"/>
           <w:rtl/>
         </w:rPr>
-        <w:t>شراء عضوية لعميلة من ملفها أو من صفحة العضويات، وتُحسب مدة التفعيل تلقائيًا</w:t>
+        <w:t>تعيين عضوية: بحث بالاسم/الجوال، معاينة الباقة، منع التعيين إن وُجدت عضوية نشطة</w:t>
       </w:r>
       <w:r>
         <w:rPr>
@@ -5216,7 +5216,7 @@
           <w:i/>
           <w:color w:val="0066CC"/>
         </w:rPr>
-        <w:t>: admin / admin123 (</w:t>
+        <w:t>: admin / admin1234 (</w:t>
       </w:r>
       <w:r>
         <w:rPr>
@@ -5929,6 +5929,19 @@
       <w:cols w:space="720"/>
       <w:docGrid w:linePitch="360"/>
     </w:sectPr>
+    <w:p>
+      <w:pPr>
+        <w:jc w:val="right"/>
+        <w:bidi/>
+      </w:pPr>
+      <w:r>
+        <w:rPr>
+          <w:bidi/>
+          <w:rtl/>
+        </w:rPr>
+        <w:t xml:space="preserve">تحديثات سبتمبر 2026: نشر Railway، POS بثلاثة أقسام، عضويات بربط خدمات، حفظ إعدادات لكل قسم، بحث حالة الحجز بالرمز/الجوال/الاسم.</w:t>
+      </w:r>
+    </w:p>
   </w:body>
 </w:document>
 </file>
